--- a/sablony/kratky_en.docx
+++ b/sablony/kratky_en.docx
@@ -13,7 +13,7 @@
           <w:rtl w:val="0"/>
           <w:lang w:val="en-US"/>
         </w:rPr>
-        <w:t>&lt;!-- ===================== CSS SHORT DESCRIPTION - EN ===================== --&gt;</w:t>
+        <w:t>&lt;!-- ===================== CSS SHORT DESCRIPTION ===================== --&gt;</w:t>
       </w:r>
     </w:p>
     <w:p>
@@ -190,6 +190,13 @@
         <w:suppressAutoHyphens w:val="1"/>
         <w:spacing w:before="0" w:line="240" w:lineRule="auto"/>
       </w:pPr>
+    </w:p>
+    <w:p>
+      <w:pPr>
+        <w:pStyle w:val="Výchozí"/>
+        <w:suppressAutoHyphens w:val="1"/>
+        <w:spacing w:before="0" w:line="240" w:lineRule="auto"/>
+      </w:pPr>
       <w:r>
         <w:rPr>
           <w:rtl w:val="0"/>
@@ -204,6 +211,13 @@
         <w:suppressAutoHyphens w:val="1"/>
         <w:spacing w:before="0" w:line="240" w:lineRule="auto"/>
       </w:pPr>
+    </w:p>
+    <w:p>
+      <w:pPr>
+        <w:pStyle w:val="Výchozí"/>
+        <w:suppressAutoHyphens w:val="1"/>
+        <w:spacing w:before="0" w:line="240" w:lineRule="auto"/>
+      </w:pPr>
       <w:r>
         <w:rPr>
           <w:rtl w:val="0"/>
@@ -218,6 +232,13 @@
         <w:suppressAutoHyphens w:val="1"/>
         <w:spacing w:before="0" w:line="240" w:lineRule="auto"/>
       </w:pPr>
+    </w:p>
+    <w:p>
+      <w:pPr>
+        <w:pStyle w:val="Výchozí"/>
+        <w:suppressAutoHyphens w:val="1"/>
+        <w:spacing w:before="0" w:line="240" w:lineRule="auto"/>
+      </w:pPr>
       <w:r>
         <w:rPr>
           <w:rtl w:val="0"/>
@@ -253,12 +274,19 @@
         <w:suppressAutoHyphens w:val="1"/>
         <w:spacing w:before="0" w:line="240" w:lineRule="auto"/>
       </w:pPr>
-      <w:r>
-        <w:rPr>
-          <w:rtl w:val="0"/>
-          <w:lang w:val="en-US"/>
-        </w:rPr>
-        <w:t>&lt;!-- ===================== SHORT DESCRIPTION (COMPACT / SALES) ===================== --&gt;</w:t>
+    </w:p>
+    <w:p>
+      <w:pPr>
+        <w:pStyle w:val="Výchozí"/>
+        <w:suppressAutoHyphens w:val="1"/>
+        <w:spacing w:before="0" w:line="240" w:lineRule="auto"/>
+      </w:pPr>
+      <w:r>
+        <w:rPr>
+          <w:rtl w:val="0"/>
+          <w:lang w:val="en-US"/>
+        </w:rPr>
+        <w:t>&lt;!-- ===================== SHORT DESCRIPTION ===================== --&gt;</w:t>
       </w:r>
     </w:p>
     <w:p>
@@ -288,6 +316,13 @@
         <w:suppressAutoHyphens w:val="1"/>
         <w:spacing w:before="0" w:line="240" w:lineRule="auto"/>
       </w:pPr>
+    </w:p>
+    <w:p>
+      <w:pPr>
+        <w:pStyle w:val="Výchozí"/>
+        <w:suppressAutoHyphens w:val="1"/>
+        <w:spacing w:before="0" w:line="240" w:lineRule="auto"/>
+      </w:pPr>
       <w:r>
         <w:rPr>
           <w:rtl w:val="0"/>
@@ -307,21 +342,63 @@
           <w:rtl w:val="0"/>
           <w:lang w:val="en-US"/>
         </w:rPr>
-        <w:t xml:space="preserve">    &lt;strong&gt;{nazev_sady}&lt;/strong&gt; is a popular choice among players of the &lt;strong&gt;{frakce}&lt;/strong&gt; faction.</w:t>
-      </w:r>
-    </w:p>
-    <w:p>
-      <w:pPr>
-        <w:pStyle w:val="Výchozí"/>
-        <w:suppressAutoHyphens w:val="1"/>
-        <w:spacing w:before="0" w:line="240" w:lineRule="auto"/>
-      </w:pPr>
-      <w:r>
-        <w:rPr>
-          <w:rtl w:val="0"/>
-          <w:lang w:val="en-US"/>
-        </w:rPr>
-        <w:t xml:space="preserve">    To play, you only need &lt;strong&gt;{potrebne_vybaveni}&lt;/strong&gt;.</w:t>
+        <w:t xml:space="preserve">    &lt;strong&gt;{n</w:t>
+      </w:r>
+      <w:r>
+        <w:rPr>
+          <w:rtl w:val="0"/>
+          <w:lang w:val="en-US"/>
+        </w:rPr>
+        <w:t>á</w:t>
+      </w:r>
+      <w:r>
+        <w:rPr>
+          <w:rtl w:val="0"/>
+          <w:lang w:val="en-US"/>
+        </w:rPr>
+        <w:t>zev_sady}&lt;/strong&gt; expands the &lt;strong&gt;{frakce}&lt;/strong&gt; army with a model or unit</w:t>
+      </w:r>
+    </w:p>
+    <w:p>
+      <w:pPr>
+        <w:pStyle w:val="Výchozí"/>
+        <w:suppressAutoHyphens w:val="1"/>
+        <w:spacing w:before="0" w:line="240" w:lineRule="auto"/>
+      </w:pPr>
+      <w:r>
+        <w:rPr>
+          <w:rtl w:val="0"/>
+          <w:lang w:val="en-US"/>
+        </w:rPr>
+        <w:t xml:space="preserve">    that has a clear battlefield role and a strong visual presence in any collection.</w:t>
+      </w:r>
+    </w:p>
+    <w:p>
+      <w:pPr>
+        <w:pStyle w:val="Výchozí"/>
+        <w:suppressAutoHyphens w:val="1"/>
+        <w:spacing w:before="0" w:line="240" w:lineRule="auto"/>
+      </w:pPr>
+      <w:r>
+        <w:rPr>
+          <w:rtl w:val="0"/>
+          <w:lang w:val="en-US"/>
+        </w:rPr>
+        <w:t xml:space="preserve">    It doesn</w:t>
+      </w:r>
+      <w:r>
+        <w:rPr>
+          <w:rtl w:val="0"/>
+          <w:lang w:val="en-US"/>
+        </w:rPr>
+        <w:t>’</w:t>
+      </w:r>
+      <w:r>
+        <w:rPr>
+          <w:rtl w:val="0"/>
+          <w:lang w:val="en-US"/>
+        </w:rPr>
+        <w:t>t feel like just another addition, but rather a piece that genuinely completes the army.</w:t>
       </w:r>
     </w:p>
     <w:p>
@@ -370,7 +447,7 @@
           <w:rtl w:val="0"/>
           <w:lang w:val="en-US"/>
         </w:rPr>
-        <w:t xml:space="preserve">    &lt;strong&gt;Why choose this set?&lt;/strong&gt;&lt;br&gt;</w:t>
+        <w:t xml:space="preserve">    &lt;strong&gt;Why is this set worth adding to your collection?&lt;/strong&gt;&lt;br&gt;</w:t>
       </w:r>
     </w:p>
     <w:p>
@@ -461,7 +538,63 @@
           <w:rtl w:val="0"/>
           <w:lang w:val="en-US"/>
         </w:rPr>
-        <w:t xml:space="preserve">    &lt;em&gt;{doporuceni_pro_koho}&lt;/em&gt;</w:t>
+        <w:t xml:space="preserve">    To field it in your games, you only need &lt;strong&gt;{pot</w:t>
+      </w:r>
+      <w:r>
+        <w:rPr>
+          <w:rtl w:val="0"/>
+          <w:lang w:val="en-US"/>
+        </w:rPr>
+        <w:t>ř</w:t>
+      </w:r>
+      <w:r>
+        <w:rPr>
+          <w:rtl w:val="0"/>
+          <w:lang w:val="en-US"/>
+        </w:rPr>
+        <w:t>ebn</w:t>
+      </w:r>
+      <w:r>
+        <w:rPr>
+          <w:rtl w:val="0"/>
+          <w:lang w:val="en-US"/>
+        </w:rPr>
+        <w:t>é</w:t>
+      </w:r>
+      <w:r>
+        <w:rPr>
+          <w:rtl w:val="0"/>
+          <w:lang w:val="en-US"/>
+        </w:rPr>
+        <w:t>_vybaven</w:t>
+      </w:r>
+      <w:r>
+        <w:rPr>
+          <w:rtl w:val="0"/>
+          <w:lang w:val="en-US"/>
+        </w:rPr>
+        <w:t>í</w:t>
+      </w:r>
+      <w:r>
+        <w:rPr>
+          <w:rtl w:val="0"/>
+          <w:lang w:val="en-US"/>
+        </w:rPr>
+        <w:t>}&lt;/strong&gt;,</w:t>
+      </w:r>
+    </w:p>
+    <w:p>
+      <w:pPr>
+        <w:pStyle w:val="Výchozí"/>
+        <w:suppressAutoHyphens w:val="1"/>
+        <w:spacing w:before="0" w:line="240" w:lineRule="auto"/>
+      </w:pPr>
+      <w:r>
+        <w:rPr>
+          <w:rtl w:val="0"/>
+          <w:lang w:val="en-US"/>
+        </w:rPr>
+        <w:t xml:space="preserve">    making it easy to integrate into your army without a complicated start.</w:t>
       </w:r>
     </w:p>
     <w:p>
@@ -477,6 +610,90 @@
         </w:rPr>
         <w:t xml:space="preserve">  &lt;/p&gt;</w:t>
       </w:r>
+    </w:p>
+    <w:p>
+      <w:pPr>
+        <w:pStyle w:val="Výchozí"/>
+        <w:suppressAutoHyphens w:val="1"/>
+        <w:spacing w:before="0" w:line="240" w:lineRule="auto"/>
+      </w:pPr>
+    </w:p>
+    <w:p>
+      <w:pPr>
+        <w:pStyle w:val="Výchozí"/>
+        <w:suppressAutoHyphens w:val="1"/>
+        <w:spacing w:before="0" w:line="240" w:lineRule="auto"/>
+      </w:pPr>
+      <w:r>
+        <w:rPr>
+          <w:rtl w:val="0"/>
+          <w:lang w:val="en-US"/>
+        </w:rPr>
+        <w:t xml:space="preserve">  &lt;p&gt;</w:t>
+      </w:r>
+    </w:p>
+    <w:p>
+      <w:pPr>
+        <w:pStyle w:val="Výchozí"/>
+        <w:suppressAutoHyphens w:val="1"/>
+        <w:spacing w:before="0" w:line="240" w:lineRule="auto"/>
+      </w:pPr>
+      <w:r>
+        <w:rPr>
+          <w:rtl w:val="0"/>
+          <w:lang w:val="en-US"/>
+        </w:rPr>
+        <w:t xml:space="preserve">    &lt;em&gt;{doporu</w:t>
+      </w:r>
+      <w:r>
+        <w:rPr>
+          <w:rtl w:val="0"/>
+          <w:lang w:val="en-US"/>
+        </w:rPr>
+        <w:t>č</w:t>
+      </w:r>
+      <w:r>
+        <w:rPr>
+          <w:rtl w:val="0"/>
+          <w:lang w:val="en-US"/>
+        </w:rPr>
+        <w:t>en</w:t>
+      </w:r>
+      <w:r>
+        <w:rPr>
+          <w:rtl w:val="0"/>
+          <w:lang w:val="en-US"/>
+        </w:rPr>
+        <w:t>í</w:t>
+      </w:r>
+      <w:r>
+        <w:rPr>
+          <w:rtl w:val="0"/>
+          <w:lang w:val="en-US"/>
+        </w:rPr>
+        <w:t>_pro_koho}&lt;/em&gt;</w:t>
+      </w:r>
+    </w:p>
+    <w:p>
+      <w:pPr>
+        <w:pStyle w:val="Výchozí"/>
+        <w:suppressAutoHyphens w:val="1"/>
+        <w:spacing w:before="0" w:line="240" w:lineRule="auto"/>
+      </w:pPr>
+      <w:r>
+        <w:rPr>
+          <w:rtl w:val="0"/>
+          <w:lang w:val="en-US"/>
+        </w:rPr>
+        <w:t xml:space="preserve">  &lt;/p&gt;</w:t>
+      </w:r>
+    </w:p>
+    <w:p>
+      <w:pPr>
+        <w:pStyle w:val="Výchozí"/>
+        <w:suppressAutoHyphens w:val="1"/>
+        <w:spacing w:before="0" w:line="240" w:lineRule="auto"/>
+      </w:pPr>
     </w:p>
     <w:p>
       <w:pPr>
